--- a/library/_deliverables/entra-id-abm-account-auto-provisioning-intune/ABMPROV-Solution.docx
+++ b/library/_deliverables/entra-id-abm-account-auto-provisioning-intune/ABMPROV-Solution.docx
@@ -1818,146 +1818,181 @@
       </w:r>
     </w:p>
     <w:p>
-      <w:r>
-        <w:t>__________________________________________________</w:t>
-      </w:r>
-    </w:p>
-    <w:p>
       <w:pPr>
         <w:pStyle w:val="Heading2"/>
       </w:pPr>
       <w:r>
-        <w:t>Checklist</w:t>
-      </w:r>
-    </w:p>
-    <w:p>
-      <w:pPr>
-        <w:pStyle w:val="ListBullet"/>
-      </w:pPr>
-      <w:r>
-        <w:t>Intune + Entra ID P1+ licensing assigned (2.1)</w:t>
-      </w:r>
-    </w:p>
-    <w:p>
-      <w:pPr>
-        <w:pStyle w:val="ListBullet"/>
-      </w:pPr>
-      <w:r>
-        <w:t>Apple Business Manager account with an Administrator (2.2)</w:t>
-      </w:r>
-    </w:p>
-    <w:p>
-      <w:pPr>
-        <w:pStyle w:val="ListBullet"/>
-      </w:pPr>
-      <w:r>
-        <w:t>Verified domain(s) for federation (2.3)</w:t>
-      </w:r>
-    </w:p>
-    <w:p>
-      <w:pPr>
-        <w:pStyle w:val="ListBullet"/>
-      </w:pPr>
-      <w:r>
-        <w:t xml:space="preserve">Entra </w:t>
+        <w:t>2.10 Enrollment-time grouping owner for the Shared device group (Intune Provisioning Client as Owner)</w:t>
+      </w:r>
+    </w:p>
+    <w:p>
+      <w:r>
+        <w:rPr>
+          <w:b/>
+        </w:rPr>
+        <w:t>Description:</w:t>
+      </w:r>
+      <w:r>
+        <w:t xml:space="preserve"> For the </w:t>
+      </w:r>
+      <w:r>
+        <w:rPr>
+          <w:b/>
+        </w:rPr>
+        <w:t>Shared</w:t>
+      </w:r>
+      <w:r>
+        <w:t xml:space="preserve"> (no-affinity) scenario, when </w:t>
       </w:r>
       <w:r>
         <w:rPr>
           <w:rFonts w:ascii="Consolas" w:hAnsi="Consolas"/>
           <w:sz w:val="19"/>
         </w:rPr>
-        <w:t>Apple Business Manager – Federation – Prod</w:t>
-      </w:r>
-      <w:r>
-        <w:t xml:space="preserve"> provisioning app added (2.4)</w:t>
-      </w:r>
-    </w:p>
-    <w:p>
-      <w:pPr>
-        <w:pStyle w:val="ListBullet"/>
-      </w:pPr>
-      <w:r>
-        <w:t>Apple MDM Push (APNs) certificate Active (2.5)</w:t>
-      </w:r>
-    </w:p>
-    <w:p>
-      <w:pPr>
-        <w:pStyle w:val="ListBullet"/>
-      </w:pPr>
-      <w:r>
-        <w:t>ADE enrollment program token valid (2.6) — for Corporate-Owned</w:t>
-      </w:r>
-    </w:p>
-    <w:p>
-      <w:pPr>
-        <w:pStyle w:val="ListBullet"/>
-      </w:pPr>
-      <w:r>
-        <w:t>Target iPhones on a supported iOS version (2.7)</w:t>
-      </w:r>
-    </w:p>
-    <w:p>
-      <w:pPr>
-        <w:pStyle w:val="ListBullet"/>
-      </w:pPr>
-      <w:r>
-        <w:t>Provisioning + per-scenario scope groups created, incl. pilot (2.8)</w:t>
-      </w:r>
-    </w:p>
-    <w:p>
-      <w:pPr>
-        <w:pStyle w:val="ListBullet"/>
-      </w:pPr>
-      <w:r>
-        <w:t>Existing-Apple-ID conflict review planned (2.9)</w:t>
-      </w:r>
-    </w:p>
-    <w:p>
-      <w:pPr>
-        <w:pStyle w:val="Heading1"/>
-      </w:pPr>
-      <w:r>
-        <w:t>3. Implementation Guide — Entra ID + ABM Federation &amp; Account Auto-Provisioning</w:t>
-      </w:r>
-    </w:p>
-    <w:p>
-      <w:r>
-        <w:t xml:space="preserve">Follow these steps </w:t>
-      </w:r>
-      <w:r>
-        <w:rPr>
-          <w:b/>
-        </w:rPr>
-        <w:t>in order</w:t>
-      </w:r>
-      <w:r>
-        <w:t>. The Entra side and the Intune side are documented click-by-click; the Apple Business Manager side names the action and defers the exact ABM menu paths to Apple's official documentation (they change over time).</w:t>
-      </w:r>
-    </w:p>
-    <w:p>
-      <w:r>
-        <w:t>Consoles used:</w:t>
-      </w:r>
-    </w:p>
-    <w:p>
-      <w:pPr>
-        <w:pStyle w:val="ListBullet"/>
-      </w:pPr>
-      <w:r>
-        <w:rPr>
-          <w:b/>
-        </w:rPr>
-        <w:t>Microsoft Entra admin center</w:t>
-      </w:r>
-      <w:r>
-        <w:t xml:space="preserve"> — </w:t>
+        <w:t>iOS Shared – Devices – Pilot</w:t>
+      </w:r>
+      <w:r>
+        <w:t xml:space="preserve"> is an </w:t>
+      </w:r>
+      <w:r>
+        <w:rPr>
+          <w:b/>
+        </w:rPr>
+        <w:t>Assigned</w:t>
+      </w:r>
+      <w:r>
+        <w:t xml:space="preserve"> security group (the deterministic targeting model), the </w:t>
+      </w:r>
+      <w:r>
+        <w:rPr>
+          <w:b/>
+        </w:rPr>
+        <w:t>Intune Provisioning Client</w:t>
+      </w:r>
+      <w:r>
+        <w:t xml:space="preserve"> first-party service principal — </w:t>
+      </w:r>
+      <w:r>
+        <w:rPr>
+          <w:b/>
+        </w:rPr>
+        <w:t>AppId `f1346770-5b25-470b-88bd-d5744ab7952c`</w:t>
+      </w:r>
+      <w:r>
+        <w:t xml:space="preserve">, often shown as </w:t>
       </w:r>
       <w:r>
         <w:rPr>
           <w:rFonts w:ascii="Consolas" w:hAnsi="Consolas"/>
           <w:sz w:val="19"/>
         </w:rPr>
-        <w:t>https://entra.microsoft.com</w:t>
+        <w:t>Intune Autopilot ConfidentialClient</w:t>
+      </w:r>
+      <w:r>
+        <w:t xml:space="preserve"> — must be an </w:t>
+      </w:r>
+      <w:r>
+        <w:rPr>
+          <w:b/>
+        </w:rPr>
+        <w:t>Owner</w:t>
+      </w:r>
+      <w:r>
+        <w:t xml:space="preserve"> of that group. </w:t>
+      </w:r>
+      <w:r>
+        <w:rPr>
+          <w:b/>
+        </w:rPr>
+        <w:t>Why required:</w:t>
+      </w:r>
+      <w:r>
+        <w:t xml:space="preserve"> Enrollment-time device grouping adds each newly enrolled shared iPhone to the Assigned group by way of this principal *owning* the group. Without the owner the group stays </w:t>
+      </w:r>
+      <w:r>
+        <w:rPr>
+          <w:b/>
+        </w:rPr>
+        <w:t>empty at enrollment</w:t>
+      </w:r>
+      <w:r>
+        <w:t xml:space="preserve"> and </w:t>
+      </w:r>
+      <w:r>
+        <w:rPr>
+          <w:b/>
+        </w:rPr>
+        <w:t>none of the shared-device compliance/config profiles or apps deploy</w:t>
+      </w:r>
+      <w:r>
+        <w:t xml:space="preserve">. This is the same first-party principal and mechanism Windows Autopilot device preparation uses. Applies only when a </w:t>
+      </w:r>
+      <w:r>
+        <w:rPr>
+          <w:b/>
+        </w:rPr>
+        <w:t>security group targets</w:t>
+      </w:r>
+      <w:r>
+        <w:t xml:space="preserve"> the shared devices; a Dynamic group instead relies on its membership rule and does not use this owner. </w:t>
+      </w:r>
+      <w:r>
+        <w:rPr>
+          <w:b/>
+        </w:rPr>
+        <w:t>How to verify:</w:t>
+      </w:r>
+      <w:r>
+        <w:t xml:space="preserve"> Entra → </w:t>
+      </w:r>
+      <w:r>
+        <w:rPr>
+          <w:b/>
+        </w:rPr>
+        <w:t>Groups → `iOS Shared – Devices – Pilot` → Owners</w:t>
+      </w:r>
+      <w:r>
+        <w:t xml:space="preserve"> lists the service principal — confirm by </w:t>
+      </w:r>
+      <w:r>
+        <w:rPr>
+          <w:b/>
+        </w:rPr>
+        <w:t>AppId `f1346770-5b25-470b-88bd-d5744ab7952c`</w:t>
+      </w:r>
+      <w:r>
+        <w:t xml:space="preserve">, not the display name (which varies by tenant). Verify in your tenant before each pilot. </w:t>
+      </w:r>
+      <w:r>
+        <w:rPr>
+          <w:b/>
+        </w:rPr>
+        <w:t>How to implement if missing:</w:t>
+      </w:r>
+      <w:r>
+        <w:t xml:space="preserve"> Entra → </w:t>
+      </w:r>
+      <w:r>
+        <w:rPr>
+          <w:b/>
+        </w:rPr>
+        <w:t>Groups → `iOS Shared – Devices – Pilot` → Owners → Add owners</w:t>
+      </w:r>
+      <w:r>
+        <w:t>, search by the AppId, and add it. (If the principal isn't present, open the Intune portal once as Global Administrator to provision it, then add it as owner.)</w:t>
+      </w:r>
+    </w:p>
+    <w:p>
+      <w:r>
+        <w:t>__________________________________________________</w:t>
+      </w:r>
+    </w:p>
+    <w:p>
+      <w:pPr>
+        <w:pStyle w:val="Heading2"/>
+      </w:pPr>
+      <w:r>
+        <w:t>Checklist</w:t>
       </w:r>
     </w:p>
     <w:p>
@@ -1965,20 +2000,41 @@
         <w:pStyle w:val="ListBullet"/>
       </w:pPr>
       <w:r>
-        <w:rPr>
-          <w:b/>
-        </w:rPr>
-        <w:t>Microsoft Intune admin center</w:t>
-      </w:r>
-      <w:r>
-        <w:t xml:space="preserve"> — </w:t>
+        <w:t>Intune + Entra ID P1+ licensing assigned (2.1)</w:t>
+      </w:r>
+    </w:p>
+    <w:p>
+      <w:pPr>
+        <w:pStyle w:val="ListBullet"/>
+      </w:pPr>
+      <w:r>
+        <w:t>Apple Business Manager account with an Administrator (2.2)</w:t>
+      </w:r>
+    </w:p>
+    <w:p>
+      <w:pPr>
+        <w:pStyle w:val="ListBullet"/>
+      </w:pPr>
+      <w:r>
+        <w:t>Verified domain(s) for federation (2.3)</w:t>
+      </w:r>
+    </w:p>
+    <w:p>
+      <w:pPr>
+        <w:pStyle w:val="ListBullet"/>
+      </w:pPr>
+      <w:r>
+        <w:t xml:space="preserve">Entra </w:t>
       </w:r>
       <w:r>
         <w:rPr>
           <w:rFonts w:ascii="Consolas" w:hAnsi="Consolas"/>
           <w:sz w:val="19"/>
         </w:rPr>
-        <w:t>https://intune.microsoft.com</w:t>
+        <w:t>Apple Business Manager – Federation – Prod</w:t>
+      </w:r>
+      <w:r>
+        <w:t xml:space="preserve"> provisioning app added (2.4)</w:t>
       </w:r>
     </w:p>
     <w:p>
@@ -1986,19 +2042,156 @@
         <w:pStyle w:val="ListBullet"/>
       </w:pPr>
       <w:r>
-        <w:rPr>
-          <w:b/>
-        </w:rPr>
-        <w:t>Apple Business Manager (ABM)</w:t>
-      </w:r>
-      <w:r>
-        <w:t xml:space="preserve"> — </w:t>
+        <w:t>Apple MDM Push (APNs) certificate Active (2.5)</w:t>
+      </w:r>
+    </w:p>
+    <w:p>
+      <w:pPr>
+        <w:pStyle w:val="ListBullet"/>
+      </w:pPr>
+      <w:r>
+        <w:t>ADE enrollment program token valid (2.6) — for Corporate-Owned</w:t>
+      </w:r>
+    </w:p>
+    <w:p>
+      <w:pPr>
+        <w:pStyle w:val="ListBullet"/>
+      </w:pPr>
+      <w:r>
+        <w:t>Target iPhones on a supported iOS version (2.7)</w:t>
+      </w:r>
+    </w:p>
+    <w:p>
+      <w:pPr>
+        <w:pStyle w:val="ListBullet"/>
+      </w:pPr>
+      <w:r>
+        <w:t>Provisioning + per-scenario scope groups created, incl. pilot (2.8)</w:t>
+      </w:r>
+    </w:p>
+    <w:p>
+      <w:pPr>
+        <w:pStyle w:val="ListBullet"/>
+      </w:pPr>
+      <w:r>
+        <w:t>Existing-Apple-ID conflict review planned (2.9)</w:t>
+      </w:r>
+    </w:p>
+    <w:p>
+      <w:pPr>
+        <w:pStyle w:val="ListBullet"/>
+      </w:pPr>
+      <w:r>
+        <w:t xml:space="preserve">Intune Provisioning Client (AppId </w:t>
       </w:r>
       <w:r>
         <w:rPr>
           <w:rFonts w:ascii="Consolas" w:hAnsi="Consolas"/>
           <w:sz w:val="19"/>
         </w:rPr>
+        <w:t>f1346770-5b25-470b-88bd-d5744ab7952c</w:t>
+      </w:r>
+      <w:r>
+        <w:t xml:space="preserve">) is an Owner of the Assigned </w:t>
+      </w:r>
+      <w:r>
+        <w:rPr>
+          <w:rFonts w:ascii="Consolas" w:hAnsi="Consolas"/>
+          <w:sz w:val="19"/>
+        </w:rPr>
+        <w:t>iOS Shared – Devices – Pilot</w:t>
+      </w:r>
+      <w:r>
+        <w:t xml:space="preserve"> group (2.10)</w:t>
+      </w:r>
+    </w:p>
+    <w:p>
+      <w:pPr>
+        <w:pStyle w:val="Heading1"/>
+      </w:pPr>
+      <w:r>
+        <w:t>3. Implementation Guide — Entra ID + ABM Federation &amp; Account Auto-Provisioning</w:t>
+      </w:r>
+    </w:p>
+    <w:p>
+      <w:r>
+        <w:t xml:space="preserve">Follow these steps </w:t>
+      </w:r>
+      <w:r>
+        <w:rPr>
+          <w:b/>
+        </w:rPr>
+        <w:t>in order</w:t>
+      </w:r>
+      <w:r>
+        <w:t>. The Entra side and the Intune side are documented click-by-click; the Apple Business Manager side names the action and defers the exact ABM menu paths to Apple's official documentation (they change over time).</w:t>
+      </w:r>
+    </w:p>
+    <w:p>
+      <w:r>
+        <w:t>Consoles used:</w:t>
+      </w:r>
+    </w:p>
+    <w:p>
+      <w:pPr>
+        <w:pStyle w:val="ListBullet"/>
+      </w:pPr>
+      <w:r>
+        <w:rPr>
+          <w:b/>
+        </w:rPr>
+        <w:t>Microsoft Entra admin center</w:t>
+      </w:r>
+      <w:r>
+        <w:t xml:space="preserve"> — </w:t>
+      </w:r>
+      <w:r>
+        <w:rPr>
+          <w:rFonts w:ascii="Consolas" w:hAnsi="Consolas"/>
+          <w:sz w:val="19"/>
+        </w:rPr>
+        <w:t>https://entra.microsoft.com</w:t>
+      </w:r>
+    </w:p>
+    <w:p>
+      <w:pPr>
+        <w:pStyle w:val="ListBullet"/>
+      </w:pPr>
+      <w:r>
+        <w:rPr>
+          <w:b/>
+        </w:rPr>
+        <w:t>Microsoft Intune admin center</w:t>
+      </w:r>
+      <w:r>
+        <w:t xml:space="preserve"> — </w:t>
+      </w:r>
+      <w:r>
+        <w:rPr>
+          <w:rFonts w:ascii="Consolas" w:hAnsi="Consolas"/>
+          <w:sz w:val="19"/>
+        </w:rPr>
+        <w:t>https://intune.microsoft.com</w:t>
+      </w:r>
+    </w:p>
+    <w:p>
+      <w:pPr>
+        <w:pStyle w:val="ListBullet"/>
+      </w:pPr>
+      <w:r>
+        <w:rPr>
+          <w:b/>
+        </w:rPr>
+        <w:t>Apple Business Manager (ABM)</w:t>
+      </w:r>
+      <w:r>
+        <w:t xml:space="preserve"> — </w:t>
+      </w:r>
+      <w:r>
+        <w:rPr>
+          <w:rFonts w:ascii="Consolas" w:hAnsi="Consolas"/>
+          <w:sz w:val="19"/>
+        </w:rPr>
         <w:t>https://business.apple.com</w:t>
       </w:r>
       <w:r>
@@ -3737,6 +3930,18 @@
     </w:p>
     <w:p>
       <w:pPr>
+        <w:ind w:left="432"/>
+      </w:pPr>
+      <w:r>
+        <w:rPr>
+          <w:i/>
+          <w:color w:val="2E86C1"/>
+        </w:rPr>
+        <w:t>Shared device group targeting — make iOS Shared – Devices – Pilot an Assigned group owned by the Intune Provisioning Client (enrollment-time grouping). For deterministic shared-device enrollment, keep iOS Shared – Devices – Pilot (created in Step 1) an Assigned security group and add the Intune Provisioning Client first-party service principal — AppId f1346770-5b25-470b-88bd-d5744ab7952c, in many tenants displayed as Intune Autopilot ConfidentialClient — as an Owner of the group. In Entra: Groups → iOS Shared – Devices – Pilot → Owners → Add owners, and search by that AppId (match by AppId, not the display name, which varies by tenant). Enrollment-time device grouping works by this principal *owning* the Assigned group — without the owner the group stays empty at enrollment and none of the shared-device profiles (e.g. iOS Shared – Compliance – Pilot) or apps deploy. The group must be Assigned, never Dynamic, for this mechanism. This is the same first-party principal and mechanism Windows Autopilot device preparation uses. Verify the owner is present before each pilot. *(If the principal isn't present in the tenant, open the Intune portal once as Global Administrator to provision it, then add it as owner.)*</w:t>
+      </w:r>
+    </w:p>
+    <w:p>
+      <w:pPr>
         <w:pStyle w:val="Heading3"/>
       </w:pPr>
       <w:r>
@@ -4901,6 +5106,18 @@
     <w:p>
       <w:r>
         <w:t xml:space="preserve">  inside the relevant managed app or service.</w:t>
+      </w:r>
+    </w:p>
+    <w:p>
+      <w:pPr>
+        <w:ind w:left="432"/>
+      </w:pPr>
+      <w:r>
+        <w:rPr>
+          <w:i/>
+          <w:color w:val="2E86C1"/>
+        </w:rPr>
+        <w:t>Targeting note (Assigned group + owner): When iOS Shared – Devices – Pilot is an Assigned security group, enrollment-time device grouping only populates it if the Intune Provisioning Client service principal (AppId f1346770-5b25-470b-88bd-d5744ab7952c, often shown as Intune Autopilot ConfidentialClient) is an Owner of the group — otherwise the group stays empty at enrollment and no shared-device profiles/apps deploy. Match by AppId, not the display name, and verify in your tenant. See Implementation Step 11 and Requirement 2.10. The group must be Assigned, never Dynamic, for this mechanism (the same principal Windows Autopilot device preparation uses).</w:t>
       </w:r>
     </w:p>
     <w:p>
@@ -7019,6 +7236,127 @@
           </w:p>
         </w:tc>
       </w:tr>
+      <w:tr>
+        <w:tc>
+          <w:tcPr>
+            <w:tcW w:type="dxa" w:w="2880"/>
+          </w:tcPr>
+          <w:p>
+            <w:r>
+              <w:rPr>
+                <w:rFonts w:ascii="Consolas" w:hAnsi="Consolas"/>
+                <w:sz w:val="19"/>
+              </w:rPr>
+              <w:t>iOS Shared – Devices – Pilot</w:t>
+            </w:r>
+            <w:r>
+              <w:t xml:space="preserve"> is </w:t>
+            </w:r>
+            <w:r>
+              <w:rPr>
+                <w:b/>
+              </w:rPr>
+              <w:t>empty after enrollment</w:t>
+            </w:r>
+            <w:r>
+              <w:t>; no shared-device profiles or apps deploy</w:t>
+            </w:r>
+          </w:p>
+        </w:tc>
+        <w:tc>
+          <w:tcPr>
+            <w:tcW w:type="dxa" w:w="2880"/>
+          </w:tcPr>
+          <w:p>
+            <w:r>
+              <w:t xml:space="preserve">The group is </w:t>
+            </w:r>
+            <w:r>
+              <w:rPr>
+                <w:b/>
+              </w:rPr>
+              <w:t>Assigned</w:t>
+            </w:r>
+            <w:r>
+              <w:t xml:space="preserve"> but the </w:t>
+            </w:r>
+            <w:r>
+              <w:rPr>
+                <w:b/>
+              </w:rPr>
+              <w:t>Intune Provisioning Client</w:t>
+            </w:r>
+            <w:r>
+              <w:t xml:space="preserve"> SP (</w:t>
+            </w:r>
+            <w:r>
+              <w:rPr>
+                <w:b/>
+              </w:rPr>
+              <w:t>AppId `f1346770-5b25-470b-88bd-d5744ab7952c`</w:t>
+            </w:r>
+            <w:r>
+              <w:t xml:space="preserve">, often shown as </w:t>
+            </w:r>
+            <w:r>
+              <w:rPr>
+                <w:rFonts w:ascii="Consolas" w:hAnsi="Consolas"/>
+                <w:sz w:val="19"/>
+              </w:rPr>
+              <w:t>Intune Autopilot ConfidentialClient</w:t>
+            </w:r>
+            <w:r>
+              <w:t xml:space="preserve">) is </w:t>
+            </w:r>
+            <w:r>
+              <w:rPr>
+                <w:b/>
+              </w:rPr>
+              <w:t>not an Owner</w:t>
+            </w:r>
+            <w:r>
+              <w:t>, so enrollment-time device grouping can't populate it</w:t>
+            </w:r>
+          </w:p>
+        </w:tc>
+        <w:tc>
+          <w:tcPr>
+            <w:tcW w:type="dxa" w:w="2880"/>
+          </w:tcPr>
+          <w:p>
+            <w:r>
+              <w:t xml:space="preserve">Entra → </w:t>
+            </w:r>
+            <w:r>
+              <w:rPr>
+                <w:b/>
+              </w:rPr>
+              <w:t>Groups → `iOS Shared – Devices – Pilot` → Owners → Add owners</w:t>
+            </w:r>
+            <w:r>
+              <w:t xml:space="preserve">, search by that </w:t>
+            </w:r>
+            <w:r>
+              <w:rPr>
+                <w:b/>
+              </w:rPr>
+              <w:t>AppId</w:t>
+            </w:r>
+            <w:r>
+              <w:t xml:space="preserve"> (not the display name), then re-enroll a pilot device. Group must be </w:t>
+            </w:r>
+            <w:r>
+              <w:rPr>
+                <w:b/>
+              </w:rPr>
+              <w:t>Assigned</w:t>
+            </w:r>
+            <w:r>
+              <w:t>, not Dynamic (same principal Windows Autopilot device preparation uses). If the SP is missing, open the Intune portal once as Global Administrator to provision it, then add it as owner</w:t>
+            </w:r>
+          </w:p>
+        </w:tc>
+      </w:tr>
     </w:tbl>
     <w:p>
       <w:pPr>
@@ -8137,7 +8475,7 @@
         <w:t>Purpose:</w:t>
       </w:r>
       <w:r>
-        <w:t xml:space="preserve"> Reports the Entra "Apple Business Manager" provisioning application, its SCIM synchronization job status (Managed Apple ID provisioning), the Intune Apple MDM Push (APNs) certificate, and the Automated Device Enrollment (ADE) enrollment program token(s) — so you can assess readiness before federating and enrolling. Read-only against Microsoft Graph. HOW TO RUN powershell -ExecutionPolicy Bypass -File .\ABMPROV-Discovery.ps1 Requires the Microsoft Graph PowerShell SDK and delegated scopes: Application.Read.All, Synchronization.Read.All, DeviceManagementServiceConfig.Read.All, DeviceManagementConfiguration.Read.All, Group.Read.All. EXPECTED RESULTS The provisioning app + object id, the SCIM job status, the APNs certificate state/expiry, and each ADE token with its expiry. ABM-side federation/identity-provider configuration is deferred to Apple's official documentation. .NOTES Entra ID Solutions — Entra ID + ABM federation &amp; auto-provisioning. Read-only. ABM console deferred. #&gt; [CmdletBinding()] param( [string]$AppDisplayName = 'Apple Business Manager - Federation - Prod', [string]$PilotGroup     = 'Managed Apple ID Provisioning - Pilot - Stage' )</w:t>
+        <w:t xml:space="preserve"> Reports the Entra "Apple Business Manager" provisioning application, its SCIM synchronization job status (Managed Apple ID provisioning), the Intune Apple MDM Push (APNs) certificate, and the Automated Device Enrollment (ADE) enrollment program token(s) — so you can assess readiness before federating and enrolling. Read-only against Microsoft Graph. HOW TO RUN powershell -ExecutionPolicy Bypass -File .\ABMPROV-Discovery.ps1 Requires the Microsoft Graph PowerShell SDK and delegated scopes: Application.Read.All, Synchronization.Read.All, DeviceManagementServiceConfig.Read.All, DeviceManagementConfiguration.Read.All, Group.Read.All. EXPECTED RESULTS The provisioning app + object id, the SCIM job status, the APNs certificate state/expiry, and each ADE token with its expiry. ABM-side federation/identity-provider configuration is deferred to Apple's official documentation. .NOTES Entra ID Solutions — Entra ID + ABM federation &amp; auto-provisioning. Read-only. ABM console deferred. &gt; [CmdletBinding()] param( [string]$AppDisplayName = 'Apple Business Manager - Federation - Prod', [string]$PilotGroup     = 'Managed Apple ID Provisioning - Pilot - Stage' )</w:t>
       </w:r>
     </w:p>
     <w:p>
@@ -8148,7 +8486,7 @@
         <w:t>How to run:</w:t>
       </w:r>
       <w:r>
-        <w:t xml:space="preserve"> powershell -ExecutionPolicy Bypass -File .\ABMPROV-Discovery.ps1 Requires the Microsoft Graph PowerShell SDK and delegated scopes: Application.Read.All, Synchronization.Read.All, DeviceManagementServiceConfig.Read.All, DeviceManagementConfiguration.Read.All, Group.Read.All. EXPECTED RESULTS The provisioning app + object id, the SCIM job status, the APNs certificate state/expiry, and each ADE token with its expiry. ABM-side federation/identity-provider configuration is deferred to Apple's official documentation. .NOTES Entra ID Solutions — Entra ID + ABM federation &amp; auto-provisioning. Read-only. ABM console deferred. #&gt; [CmdletBinding()] param( [string]$AppDisplayName = 'Apple Business Manager - Federation - Prod', [string]$PilotGroup     = 'Managed Apple ID Provisioning - Pilot - Stage' )</w:t>
+        <w:t xml:space="preserve"> powershell -ExecutionPolicy Bypass -File .\ABMPROV-Discovery.ps1 Requires the Microsoft Graph PowerShell SDK and delegated scopes: Application.Read.All, Synchronization.Read.All, DeviceManagementServiceConfig.Read.All, DeviceManagementConfiguration.Read.All, Group.Read.All. EXPECTED RESULTS The provisioning app + object id, the SCIM job status, the APNs certificate state/expiry, and each ADE token with its expiry. ABM-side federation/identity-provider configuration is deferred to Apple's official documentation. .NOTES Entra ID Solutions — Entra ID + ABM federation &amp; auto-provisioning. Read-only. ABM console deferred. &gt; [CmdletBinding()] param( [string]$AppDisplayName = 'Apple Business Manager - Federation - Prod', [string]$PilotGroup     = 'Managed Apple ID Provisioning - Pilot - Stage' )</w:t>
       </w:r>
     </w:p>
     <w:p>
@@ -8167,7 +8505,7 @@
         <w:t>Purpose:</w:t>
       </w:r>
       <w:r>
-        <w:t xml:space="preserve"> Closes the most common provisioning gaps: (1) add a user to the Managed Apple ID provisioning scope group so the next SCIM cycle provisions them; (2) ensure the provisioning scope group is assigned to the Entra "Apple Business Manager" application; and (3) optionally request an on-demand provisioning retry for a user (provisionOnDemand). By default it runs in -WhatIf mode and only reports the changes it would make; pass -Apply to make them. It does NOT configure federation or resolve Apple-ID conflicts — those are ABM-side and deferred to Apple's docs. HOW TO RUN Preview (default):  powershell -ExecutionPolicy Bypass -File .\ABMPROV-Remediation.ps1 -UserUpn user1@contoso.com Apply:              powershell -ExecutionPolicy Bypass -File .\ABMPROV-Remediation.ps1 -UserUpn user1@contoso.com -Apply Requires the Microsoft Graph PowerShell SDK and delegated scopes: Application.ReadWrite.All, AppRoleAssignment.ReadWrite.All, Group.ReadWrite.All, User.Read.All, Synchronization.ReadWrite.All. EXPECTED RESULTS In preview: the membership/assignment/retry actions that are needed. With -Apply: the user is added to the scope group, the group is assigned to the app if missing, and (if -OnDemand) a provisioning retry is requested. Re-run ABMPROV-Validation.ps1 / ABMPROV-Report.ps1 afterward. .NOTES Entra ID Solutions — Entra ID + ABM federation &amp; auto-provisioning. Default -WhatIf. ABM/conflicts deferred. #&gt; [CmdletBinding(SupportsShouldProcess=$true)] param( [Parameter(Mandatory=$true)][string]$UserUpn, [string]$AppDisplayName = 'Apple Business Manager - Federation - Prod', [string]$ScopeGroup     = 'Managed Apple ID Provisioning - Pilot - Stage', [switch]$OnDemand, [switch]$Apply )</w:t>
+        <w:t xml:space="preserve"> Closes the most common provisioning gaps: (1) add a user to the Managed Apple ID provisioning scope group so the next SCIM cycle provisions them; (2) ensure the provisioning scope group is assigned to the Entra "Apple Business Manager" application; and (3) optionally request an on-demand provisioning retry for a user (provisionOnDemand). By default it runs in -WhatIf mode and only reports the changes it would make; pass -Apply to make them. It does NOT configure federation or resolve Apple-ID conflicts — those are ABM-side and deferred to Apple's docs. HOW TO RUN Preview (default):  powershell -ExecutionPolicy Bypass -File .\ABMPROV-Remediation.ps1 -UserUpn user1@contoso.com Apply:              powershell -ExecutionPolicy Bypass -File .\ABMPROV-Remediation.ps1 -UserUpn user1@contoso.com -Apply Requires the Microsoft Graph PowerShell SDK and delegated scopes: Application.ReadWrite.All, AppRoleAssignment.ReadWrite.All, Group.ReadWrite.All, User.Read.All, Synchronization.ReadWrite.All. EXPECTED RESULTS In preview: the membership/assignment/retry actions that are needed. With -Apply: the user is added to the scope group, the group is assigned to the app if missing, and (if -OnDemand) a provisioning retry is requested. Re-run ABMPROV-Validation.ps1 / ABMPROV-Report.ps1 afterward. .NOTES Entra ID Solutions — Entra ID + ABM federation &amp; auto-provisioning. Default -WhatIf. ABM/conflicts deferred. &gt; [CmdletBinding(SupportsShouldProcess=$true)] param( [Parameter(Mandatory=$true)][string]$UserUpn, [string]$AppDisplayName = 'Apple Business Manager - Federation - Prod', [string]$ScopeGroup     = 'Managed Apple ID Provisioning - Pilot - Stage', [switch]$OnDemand, [switch]$Apply )</w:t>
       </w:r>
     </w:p>
     <w:p>
@@ -8178,7 +8516,7 @@
         <w:t>How to run:</w:t>
       </w:r>
       <w:r>
-        <w:t xml:space="preserve"> Preview (default):  powershell -ExecutionPolicy Bypass -File .\ABMPROV-Remediation.ps1 -UserUpn user1@contoso.com Apply:              powershell -ExecutionPolicy Bypass -File .\ABMPROV-Remediation.ps1 -UserUpn user1@contoso.com -Apply Requires the Microsoft Graph PowerShell SDK and delegated scopes: Application.ReadWrite.All, AppRoleAssignment.ReadWrite.All, Group.ReadWrite.All, User.Read.All, Synchronization.ReadWrite.All. EXPECTED RESULTS In preview: the membership/assignment/retry actions that are needed. With -Apply: the user is added to the scope group, the group is assigned to the app if missing, and (if -OnDemand) a provisioning retry is requested. Re-run ABMPROV-Validation.ps1 / ABMPROV-Report.ps1 afterward. .NOTES Entra ID Solutions — Entra ID + ABM federation &amp; auto-provisioning. Default -WhatIf. ABM/conflicts deferred. #&gt; [CmdletBinding(SupportsShouldProcess=$true)] param( [Parameter(Mandatory=$true)][string]$UserUpn, [string]$AppDisplayName = 'Apple Business Manager - Federation - Prod', [string]$ScopeGroup     = 'Managed Apple ID Provisioning - Pilot - Stage', [switch]$OnDemand, [switch]$Apply )</w:t>
+        <w:t xml:space="preserve"> Preview (default):  powershell -ExecutionPolicy Bypass -File .\ABMPROV-Remediation.ps1 -UserUpn user1@contoso.com Apply:              powershell -ExecutionPolicy Bypass -File .\ABMPROV-Remediation.ps1 -UserUpn user1@contoso.com -Apply Requires the Microsoft Graph PowerShell SDK and delegated scopes: Application.ReadWrite.All, AppRoleAssignment.ReadWrite.All, Group.ReadWrite.All, User.Read.All, Synchronization.ReadWrite.All. EXPECTED RESULTS In preview: the membership/assignment/retry actions that are needed. With -Apply: the user is added to the scope group, the group is assigned to the app if missing, and (if -OnDemand) a provisioning retry is requested. Re-run ABMPROV-Validation.ps1 / ABMPROV-Report.ps1 afterward. .NOTES Entra ID Solutions — Entra ID + ABM federation &amp; auto-provisioning. Default -WhatIf. ABM/conflicts deferred. &gt; [CmdletBinding(SupportsShouldProcess=$true)] param( [Parameter(Mandatory=$true)][string]$UserUpn, [string]$AppDisplayName = 'Apple Business Manager - Federation - Prod', [string]$ScopeGroup     = 'Managed Apple ID Provisioning - Pilot - Stage', [switch]$OnDemand, [switch]$Apply )</w:t>
       </w:r>
     </w:p>
     <w:p>
@@ -8197,7 +8535,7 @@
         <w:t>Purpose:</w:t>
       </w:r>
       <w:r>
-        <w:t xml:space="preserve"> Produces a fleet report: provisioning scope coverage (how many users are in the provisioning scope groups and whether the SCIM job is active), plus a breakdown of managed iOS devices by enrollment model — Corporate-Owned (COD), BYOD, and Shared — so you can audit that every iPhone enrolled the intended way on the federated identity. Read-only against Microsoft Graph. HOW TO RUN powershell -ExecutionPolicy Bypass -File .\ABMPROV-Report.ps1 Requires the Microsoft Graph PowerShell SDK and delegated scopes: Application.Read.All, Synchronization.Read.All, Group.Read.All, DeviceManagementManagedDevices.Read.All. EXPECTED RESULTS Provisioning coverage (scope-group member counts + job status) and a COD / BYOD / Shared device count breakdown with a per-device list. ABM-side provisioned-account state is deferred to Apple. .NOTES Entra ID Solutions — Entra ID + ABM federation &amp; auto-provisioning. Read-only. ABM state deferred. #&gt; [CmdletBinding()] param( [string]$AppDisplayName = 'Apple Business Manager - Federation - Prod', [string[]]$ScopeGroups  = @('Managed Apple ID Provisioning - Pilot - Stage','Managed Apple ID Provisioning - Corp - Prod') )</w:t>
+        <w:t xml:space="preserve"> Produces a fleet report: provisioning scope coverage (how many users are in the provisioning scope groups and whether the SCIM job is active), plus a breakdown of managed iOS devices by enrollment model — Corporate-Owned (COD), BYOD, and Shared — so you can audit that every iPhone enrolled the intended way on the federated identity. Read-only against Microsoft Graph. HOW TO RUN powershell -ExecutionPolicy Bypass -File .\ABMPROV-Report.ps1 Requires the Microsoft Graph PowerShell SDK and delegated scopes: Application.Read.All, Synchronization.Read.All, Group.Read.All, DeviceManagementManagedDevices.Read.All. EXPECTED RESULTS Provisioning coverage (scope-group member counts + job status) and a COD / BYOD / Shared device count breakdown with a per-device list. ABM-side provisioned-account state is deferred to Apple. .NOTES Entra ID Solutions — Entra ID + ABM federation &amp; auto-provisioning. Read-only. ABM state deferred. &gt; [CmdletBinding()] param( [string]$AppDisplayName = 'Apple Business Manager - Federation - Prod', [string[]]$ScopeGroups  = @('Managed Apple ID Provisioning - Pilot - Stage','Managed Apple ID Provisioning - Corp - Prod') )</w:t>
       </w:r>
     </w:p>
     <w:p>
@@ -8208,7 +8546,7 @@
         <w:t>How to run:</w:t>
       </w:r>
       <w:r>
-        <w:t xml:space="preserve"> powershell -ExecutionPolicy Bypass -File .\ABMPROV-Report.ps1 Requires the Microsoft Graph PowerShell SDK and delegated scopes: Application.Read.All, Synchronization.Read.All, Group.Read.All, DeviceManagementManagedDevices.Read.All. EXPECTED RESULTS Provisioning coverage (scope-group member counts + job status) and a COD / BYOD / Shared device count breakdown with a per-device list. ABM-side provisioned-account state is deferred to Apple. .NOTES Entra ID Solutions — Entra ID + ABM federation &amp; auto-provisioning. Read-only. ABM state deferred. #&gt; [CmdletBinding()] param( [string]$AppDisplayName = 'Apple Business Manager - Federation - Prod', [string[]]$ScopeGroups  = @('Managed Apple ID Provisioning - Pilot - Stage','Managed Apple ID Provisioning - Corp - Prod') )</w:t>
+        <w:t xml:space="preserve"> powershell -ExecutionPolicy Bypass -File .\ABMPROV-Report.ps1 Requires the Microsoft Graph PowerShell SDK and delegated scopes: Application.Read.All, Synchronization.Read.All, Group.Read.All, DeviceManagementManagedDevices.Read.All. EXPECTED RESULTS Provisioning coverage (scope-group member counts + job status) and a COD / BYOD / Shared device count breakdown with a per-device list. ABM-side provisioned-account state is deferred to Apple. .NOTES Entra ID Solutions — Entra ID + ABM federation &amp; auto-provisioning. Read-only. ABM state deferred. &gt; [CmdletBinding()] param( [string]$AppDisplayName = 'Apple Business Manager - Federation - Prod', [string[]]$ScopeGroups  = @('Managed Apple ID Provisioning - Pilot - Stage','Managed Apple ID Provisioning - Corp - Prod') )</w:t>
       </w:r>
     </w:p>
     <w:p>
@@ -8227,7 +8565,7 @@
         <w:t>Purpose:</w:t>
       </w:r>
       <w:r>
-        <w:t xml:space="preserve"> Ensures the Entra security groups this solution relies on exist, using the solution's naming convention: the Managed Apple ID provisioning scope groups (pilot + prod) and the per-scenario enrollment groups for Corporate-Owned, BYOD, and Shared. Optionally adds members by UPN. Creates the groups only; assigning the provisioning group to the Apple Business Manager app is done by ABMPROV-Remediation.ps1, and federation is configured in ABM (deferred to Apple docs). Default -WhatIf; pass -Apply to make changes. HOW TO RUN Preview (default):  powershell -ExecutionPolicy Bypass -File .\ABMPROV-Set-ScopeTargeting.ps1 Apply:              powershell -ExecutionPolicy Bypass -File .\ABMPROV-Set-ScopeTargeting.ps1 -Apply Add pilot members:  ... -Apply -ProvisioningPilotMembers user1@contoso.com,user2@contoso.com Requires the Microsoft Graph PowerShell SDK and delegated scopes: Group.ReadWrite.All, User.Read.All. EXPECTED RESULTS The provisioning (pilot/prod) and per-scenario (COD devices, BYOD users, Shared devices) security groups exist (created if missing); any supplied members are added. Re-run ABMPROV-Report.ps1 to confirm membership. .NOTES Entra ID Solutions — Entra ID + ABM federation &amp; auto-provisioning. Default -WhatIf. ABM/federation deferred. #&gt; [CmdletBinding(SupportsShouldProcess=$true)] param( [string]$ProvisioningPilotGroup = 'Managed Apple ID Provisioning - Pilot - Stage', [string]$ProvisioningProdGroup  = 'Managed Apple ID Provisioning - Corp - Prod', [string]$CodGroup               = 'iOS COD - Devices - Pilot', [string]$ByodGroup              = 'iOS BYOD - Users - Pilot', [string]$SharedGroup            = 'iOS Shared - Devices - Pilot', [string[]]$ProvisioningPilotMembers = @(), [string[]]$ByodMembers              = @(), [switch]$Apply )</w:t>
+        <w:t xml:space="preserve"> Ensures the Entra security groups this solution relies on exist, using the solution's naming convention: the Managed Apple ID provisioning scope groups (pilot + prod) and the per-scenario enrollment groups for Corporate-Owned, BYOD, and Shared. Optionally adds members by UPN. Creates the groups only; assigning the provisioning group to the Apple Business Manager app is done by ABMPROV-Remediation.ps1, and federation is configured in ABM (deferred to Apple docs). Default -WhatIf; pass -Apply to make changes. HOW TO RUN Preview (default):  powershell -ExecutionPolicy Bypass -File .\ABMPROV-Set-ScopeTargeting.ps1 Apply:              powershell -ExecutionPolicy Bypass -File .\ABMPROV-Set-ScopeTargeting.ps1 -Apply Add pilot members:  ... -Apply -ProvisioningPilotMembers user1@contoso.com,user2@contoso.com Requires the Microsoft Graph PowerShell SDK and delegated scopes: Group.ReadWrite.All, User.Read.All. EXPECTED RESULTS The provisioning (pilot/prod) and per-scenario (COD devices, BYOD users, Shared devices) security groups exist (created if missing); any supplied members are added. Re-run ABMPROV-Report.ps1 to confirm membership. .NOTES Entra ID Solutions — Entra ID + ABM federation &amp; auto-provisioning. Default -WhatIf. ABM/federation deferred. &gt; [CmdletBinding(SupportsShouldProcess=$true)] param( [string]$ProvisioningPilotGroup = 'Managed Apple ID Provisioning - Pilot - Stage', [string]$ProvisioningProdGroup  = 'Managed Apple ID Provisioning - Corp - Prod', [string]$CodGroup               = 'iOS COD - Devices - Pilot', [string]$ByodGroup              = 'iOS BYOD - Users - Pilot', [string]$SharedGroup            = 'iOS Shared - Devices - Pilot', [string[]]$ProvisioningPilotMembers = @(), [string[]]$ByodMembers              = @(), First-party 'Intune Provisioning Client' SP (aka 'Intune Autopilot ConfidentialClient'). For an ASSIGNED Shared device group, this SP must OWN the group or enrollment-time grouping leaves it empty. Matched by AppId, not display name. [string]$ProvisioningClientAppId    = 'f1346770-5b25-470b-88bd-d5744ab7952c', [switch]$Apply )</w:t>
       </w:r>
     </w:p>
     <w:p>
@@ -8238,7 +8576,7 @@
         <w:t>How to run:</w:t>
       </w:r>
       <w:r>
-        <w:t xml:space="preserve"> Preview (default):  powershell -ExecutionPolicy Bypass -File .\ABMPROV-Set-ScopeTargeting.ps1 Apply:              powershell -ExecutionPolicy Bypass -File .\ABMPROV-Set-ScopeTargeting.ps1 -Apply Add pilot members:  ... -Apply -ProvisioningPilotMembers user1@contoso.com,user2@contoso.com Requires the Microsoft Graph PowerShell SDK and delegated scopes: Group.ReadWrite.All, User.Read.All. EXPECTED RESULTS The provisioning (pilot/prod) and per-scenario (COD devices, BYOD users, Shared devices) security groups exist (created if missing); any supplied members are added. Re-run ABMPROV-Report.ps1 to confirm membership. .NOTES Entra ID Solutions — Entra ID + ABM federation &amp; auto-provisioning. Default -WhatIf. ABM/federation deferred. #&gt; [CmdletBinding(SupportsShouldProcess=$true)] param( [string]$ProvisioningPilotGroup = 'Managed Apple ID Provisioning - Pilot - Stage', [string]$ProvisioningProdGroup  = 'Managed Apple ID Provisioning - Corp - Prod', [string]$CodGroup               = 'iOS COD - Devices - Pilot', [string]$ByodGroup              = 'iOS BYOD - Users - Pilot', [string]$SharedGroup            = 'iOS Shared - Devices - Pilot', [string[]]$ProvisioningPilotMembers = @(), [string[]]$ByodMembers              = @(), [switch]$Apply )</w:t>
+        <w:t xml:space="preserve"> Preview (default):  powershell -ExecutionPolicy Bypass -File .\ABMPROV-Set-ScopeTargeting.ps1 Apply:              powershell -ExecutionPolicy Bypass -File .\ABMPROV-Set-ScopeTargeting.ps1 -Apply Add pilot members:  ... -Apply -ProvisioningPilotMembers user1@contoso.com,user2@contoso.com Requires the Microsoft Graph PowerShell SDK and delegated scopes: Group.ReadWrite.All, User.Read.All. EXPECTED RESULTS The provisioning (pilot/prod) and per-scenario (COD devices, BYOD users, Shared devices) security groups exist (created if missing); any supplied members are added. Re-run ABMPROV-Report.ps1 to confirm membership. .NOTES Entra ID Solutions — Entra ID + ABM federation &amp; auto-provisioning. Default -WhatIf. ABM/federation deferred. &gt; [CmdletBinding(SupportsShouldProcess=$true)] param( [string]$ProvisioningPilotGroup = 'Managed Apple ID Provisioning - Pilot - Stage', [string]$ProvisioningProdGroup  = 'Managed Apple ID Provisioning - Corp - Prod', [string]$CodGroup               = 'iOS COD - Devices - Pilot', [string]$ByodGroup              = 'iOS BYOD - Users - Pilot', [string]$SharedGroup            = 'iOS Shared - Devices - Pilot', [string[]]$ProvisioningPilotMembers = @(), [string[]]$ByodMembers              = @(), First-party 'Intune Provisioning Client' SP (aka 'Intune Autopilot ConfidentialClient'). For an ASSIGNED Shared device group, this SP must OWN the group or enrollment-time grouping leaves it empty. Matched by AppId, not display name. [string]$ProvisioningClientAppId    = 'f1346770-5b25-470b-88bd-d5744ab7952c', [switch]$Apply )</w:t>
       </w:r>
     </w:p>
     <w:p>
@@ -8257,7 +8595,7 @@
         <w:t>Purpose:</w:t>
       </w:r>
       <w:r>
-        <w:t xml:space="preserve"> For supplied users, reports whether they are in the provisioning scope group and whether the provisioning job is active (so a Managed Apple ID is/should be provisioned and federated). For supplied devices (or all iOS devices), reports the enrollment model so you can confirm each is the intended COD / BYOD / Shared shape. Read-only against Microsoft Graph. The authoritative Managed-Apple-ID state lives in ABM and is deferred to Apple's documentation; this validates the Entra/Intune side that drives it. HOW TO RUN powershell -ExecutionPolicy Bypass -File .\ABMPROV-Validation.ps1 -UserUpns user1@contoso.com powershell -ExecutionPolicy Bypass -File .\ABMPROV-Validation.ps1 -DeviceNames iPhone-COD-01 (No params = validates all managed iOS devices.) Requires the Microsoft Graph PowerShell SDK and delegated scopes: Application.Read.All, Synchronization.Read.All, Group.Read.All, User.Read.All, DeviceManagementManagedDevices.Read.All. EXPECTED RESULTS Per user: in-scope (yes/no) + provisioning job active (yes/no). Per device: enrollment profile type mapped to COD (supervised + user affinity), BYOD (user enrollment), or Shared (no user affinity). .NOTES Entra ID Solutions — Entra ID + ABM federation &amp; auto-provisioning. Read-only. ABM state deferred. #&gt; [CmdletBinding()] param( [string]$AppDisplayName = 'Apple Business Manager - Federation - Prod', [string[]]$ScopeGroups  = @('Managed Apple ID Provisioning - Pilot - Stage','Managed Apple ID Provisioning - Corp - Prod'), [string[]]$UserUpns     = @(), [string[]]$DeviceNames  = @() )</w:t>
+        <w:t xml:space="preserve"> For supplied users, reports whether they are in the provisioning scope group and whether the provisioning job is active (so a Managed Apple ID is/should be provisioned and federated). For supplied devices (or all iOS devices), reports the enrollment model so you can confirm each is the intended COD / BYOD / Shared shape. Read-only against Microsoft Graph. The authoritative Managed-Apple-ID state lives in ABM and is deferred to Apple's documentation; this validates the Entra/Intune side that drives it. HOW TO RUN powershell -ExecutionPolicy Bypass -File .\ABMPROV-Validation.ps1 -UserUpns user1@contoso.com powershell -ExecutionPolicy Bypass -File .\ABMPROV-Validation.ps1 -DeviceNames iPhone-COD-01 (No params = validates all managed iOS devices.) Requires the Microsoft Graph PowerShell SDK and delegated scopes: Application.Read.All, Synchronization.Read.All, Group.Read.All, User.Read.All, DeviceManagementManagedDevices.Read.All. EXPECTED RESULTS Per user: in-scope (yes/no) + provisioning job active (yes/no). Per device: enrollment profile type mapped to COD (supervised + user affinity), BYOD (user enrollment), or Shared (no user affinity). .NOTES Entra ID Solutions — Entra ID + ABM federation &amp; auto-provisioning. Read-only. ABM state deferred. &gt; [CmdletBinding()] param( [string]$AppDisplayName = 'Apple Business Manager - Federation - Prod', [string[]]$ScopeGroups  = @('Managed Apple ID Provisioning - Pilot - Stage','Managed Apple ID Provisioning - Corp - Prod'), [string[]]$UserUpns     = @(), [string[]]$DeviceNames  = @() )</w:t>
       </w:r>
     </w:p>
     <w:p>
@@ -8268,7 +8606,7 @@
         <w:t>How to run:</w:t>
       </w:r>
       <w:r>
-        <w:t xml:space="preserve"> powershell -ExecutionPolicy Bypass -File .\ABMPROV-Validation.ps1 -UserUpns user1@contoso.com powershell -ExecutionPolicy Bypass -File .\ABMPROV-Validation.ps1 -DeviceNames iPhone-COD-01 (No params = validates all managed iOS devices.) Requires the Microsoft Graph PowerShell SDK and delegated scopes: Application.Read.All, Synchronization.Read.All, Group.Read.All, User.Read.All, DeviceManagementManagedDevices.Read.All. EXPECTED RESULTS Per user: in-scope (yes/no) + provisioning job active (yes/no). Per device: enrollment profile type mapped to COD (supervised + user affinity), BYOD (user enrollment), or Shared (no user affinity). .NOTES Entra ID Solutions — Entra ID + ABM federation &amp; auto-provisioning. Read-only. ABM state deferred. #&gt; [CmdletBinding()] param( [string]$AppDisplayName = 'Apple Business Manager - Federation - Prod', [string[]]$ScopeGroups  = @('Managed Apple ID Provisioning - Pilot - Stage','Managed Apple ID Provisioning - Corp - Prod'), [string[]]$UserUpns     = @(), [string[]]$DeviceNames  = @() )</w:t>
+        <w:t xml:space="preserve"> powershell -ExecutionPolicy Bypass -File .\ABMPROV-Validation.ps1 -UserUpns user1@contoso.com powershell -ExecutionPolicy Bypass -File .\ABMPROV-Validation.ps1 -DeviceNames iPhone-COD-01 (No params = validates all managed iOS devices.) Requires the Microsoft Graph PowerShell SDK and delegated scopes: Application.Read.All, Synchronization.Read.All, Group.Read.All, User.Read.All, DeviceManagementManagedDevices.Read.All. EXPECTED RESULTS Per user: in-scope (yes/no) + provisioning job active (yes/no). Per device: enrollment profile type mapped to COD (supervised + user affinity), BYOD (user enrollment), or Shared (no user affinity). .NOTES Entra ID Solutions — Entra ID + ABM federation &amp; auto-provisioning. Read-only. ABM state deferred. &gt; [CmdletBinding()] param( [string]$AppDisplayName = 'Apple Business Manager - Federation - Prod', [string[]]$ScopeGroups  = @('Managed Apple ID Provisioning - Pilot - Stage','Managed Apple ID Provisioning - Corp - Prod'), [string[]]$UserUpns     = @(), [string[]]$DeviceNames  = @() )</w:t>
       </w:r>
     </w:p>
     <w:sectPr>
